--- a/docs/do178/SCMP_I-SCEET.docx
+++ b/docs/do178/SCMP_I-SCEET.docx
@@ -15838,7 +15838,7 @@
     </w:r>
     <w:r>
       <w:rPr/>
-      <w:t>1</w:t>
+      <w:t>19</w:t>
     </w:r>
     <w:r>
       <w:rPr/>
